--- a/FUND-TRAIL-ANALYSIS-TOOL-main/FUND-TRAIL-TOOL-UPDATION-main/generated_letters/22903250021752/suspect letter/Suspect_Account_Letter_7938268146.docx
+++ b/FUND-TRAIL-ANALYSIS-TOOL-main/FUND-TRAIL-TOOL-UPDATION-main/generated_letters/22903250021752/suspect letter/Suspect_Account_Letter_7938268146.docx
@@ -45,7 +45,7 @@
                 <w:sz w:val="24"/>
                 <w:szCs w:val="24"/>
               </w:rPr>
-              <w:t>varsh</w:t>
+              <w:t>varshini</w:t>
             </w:r>
           </w:p>
           <w:p>
@@ -63,7 +63,7 @@
                 <w:sz w:val="24"/>
                 <w:szCs w:val="24"/>
               </w:rPr>
-              <w:t>aaa</w:t>
+              <w:t>ADGP</w:t>
             </w:r>
           </w:p>
           <w:p>
@@ -107,7 +107,7 @@
                 <w:sz w:val="24"/>
                 <w:szCs w:val="24"/>
               </w:rPr>
-              <w:t>1234567890</w:t>
+              <w:t>8976452367</w:t>
             </w:r>
             <w:r>
               <w:rPr>
@@ -129,7 +129,7 @@
               </w:rPr>
             </w:pPr>
             <w:r>
-              <w:t>E-mail: varshinihari1234@gmail.com</w:t>
+              <w:t>E-mail: varshini@gmail.com</w:t>
             </w:r>
           </w:p>
         </w:tc>
@@ -280,7 +280,7 @@
                 <w:sz w:val="24"/>
                 <w:szCs w:val="24"/>
               </w:rPr>
-              <w:t xml:space="preserve"> 28-01-2026</w:t>
+              <w:t xml:space="preserve"> 02-02-2026</w:t>
             </w:r>
           </w:p>
         </w:tc>
@@ -600,7 +600,7 @@
                 <w:szCs w:val="24"/>
                 <w:shd w:val="clear" w:color="auto" w:fill="FFFFFF"/>
               </w:rPr>
-              <w:t xml:space="preserve">123 </w:t>
+              <w:t xml:space="preserve">12 </w:t>
             </w:r>
             <w:r>
               <w:rPr>
@@ -1749,7 +1749,7 @@
           <w:sz w:val="24"/>
           <w:szCs w:val="24"/>
         </w:rPr>
-        <w:t>aaa</w:t>
+        <w:t>ADGP</w:t>
       </w:r>
       <w:r>
         <w:rPr>
